--- a/Báo cáo dự án.docx
+++ b/Báo cáo dự án.docx
@@ -5341,10 +5341,26 @@
           <w:szCs w:val="26"/>
         </w:rPr>
         <w:drawing>
-          <wp:inline distT="0" distB="0" distL="0" distR="0" wp14:anchorId="344FF78E" wp14:editId="14DA2FDD">
-            <wp:extent cx="5943600" cy="2327275"/>
+          <wp:anchor distT="0" distB="0" distL="114300" distR="114300" simplePos="0" relativeHeight="251658240" behindDoc="1" locked="0" layoutInCell="1" allowOverlap="1" wp14:anchorId="16BA7399" wp14:editId="1B9F0FD9">
+            <wp:simplePos x="0" y="0"/>
+            <wp:positionH relativeFrom="margin">
+              <wp:posOffset>-365760</wp:posOffset>
+            </wp:positionH>
+            <wp:positionV relativeFrom="paragraph">
+              <wp:posOffset>470535</wp:posOffset>
+            </wp:positionV>
+            <wp:extent cx="6667500" cy="4328160"/>
             <wp:effectExtent l="0" t="0" r="0" b="0"/>
-            <wp:docPr id="1232280408" name="Picture 1"/>
+            <wp:wrapTight wrapText="bothSides">
+              <wp:wrapPolygon edited="0">
+                <wp:start x="0" y="0"/>
+                <wp:lineTo x="0" y="21486"/>
+                <wp:lineTo x="21538" y="21486"/>
+                <wp:lineTo x="21538" y="0"/>
+                <wp:lineTo x="0" y="0"/>
+              </wp:wrapPolygon>
+            </wp:wrapTight>
+            <wp:docPr id="966511231" name="Picture 1"/>
             <wp:cNvGraphicFramePr>
               <a:graphicFrameLocks xmlns:a="http://schemas.openxmlformats.org/drawingml/2006/main" noChangeAspect="1"/>
             </wp:cNvGraphicFramePr>
@@ -5352,29 +5368,58 @@
               <a:graphicData uri="http://schemas.openxmlformats.org/drawingml/2006/picture">
                 <pic:pic xmlns:pic="http://schemas.openxmlformats.org/drawingml/2006/picture">
                   <pic:nvPicPr>
-                    <pic:cNvPr id="1232280408" name=""/>
+                    <pic:cNvPr id="966511231" name="Picture 966511231"/>
                     <pic:cNvPicPr/>
                   </pic:nvPicPr>
-                  <pic:blipFill>
-                    <a:blip r:embed="rId5"/>
+                  <pic:blipFill rotWithShape="1">
+                    <a:blip r:embed="rId6" cstate="print">
+                      <a:extLst>
+                        <a:ext uri="{28A0092B-C50C-407E-A947-70E740481C1C}">
+                          <a14:useLocalDpi xmlns:a14="http://schemas.microsoft.com/office/drawing/2010/main" val="0"/>
+                        </a:ext>
+                      </a:extLst>
+                    </a:blip>
+                    <a:srcRect l="1026" t="7292" r="12051" b="29888"/>
                     <a:stretch>
                       <a:fillRect/>
                     </a:stretch>
                   </pic:blipFill>
-                  <pic:spPr>
+                  <pic:spPr bwMode="auto">
                     <a:xfrm>
                       <a:off x="0" y="0"/>
-                      <a:ext cx="5943600" cy="2327275"/>
+                      <a:ext cx="6667500" cy="4328160"/>
                     </a:xfrm>
                     <a:prstGeom prst="rect">
                       <a:avLst/>
                     </a:prstGeom>
+                    <a:ln>
+                      <a:noFill/>
+                    </a:ln>
+                    <a:extLst>
+                      <a:ext uri="{53640926-AAD7-44D8-BBD7-CCE9431645EC}">
+                        <a14:shadowObscured xmlns:a14="http://schemas.microsoft.com/office/drawing/2010/main"/>
+                      </a:ext>
+                    </a:extLst>
                   </pic:spPr>
                 </pic:pic>
               </a:graphicData>
             </a:graphic>
-          </wp:inline>
+            <wp14:sizeRelH relativeFrom="margin">
+              <wp14:pctWidth>0</wp14:pctWidth>
+            </wp14:sizeRelH>
+            <wp14:sizeRelV relativeFrom="margin">
+              <wp14:pctHeight>0</wp14:pctHeight>
+            </wp14:sizeRelV>
+          </wp:anchor>
         </w:drawing>
+      </w:r>
+      <w:r>
+        <w:rPr>
+          <w:rFonts w:asciiTheme="majorHAnsi" w:hAnsiTheme="majorHAnsi" w:cstheme="majorHAnsi"/>
+          <w:sz w:val="26"/>
+          <w:szCs w:val="26"/>
+        </w:rPr>
+        <w:t xml:space="preserve">   2.2 Logical Schema Mapping </w:t>
       </w:r>
     </w:p>
     <w:p>
@@ -5393,7 +5438,7 @@
           <w:sz w:val="26"/>
           <w:szCs w:val="26"/>
         </w:rPr>
-        <w:t xml:space="preserve">   2.2 Logical Schema Mapping </w:t>
+        <w:t xml:space="preserve">   2.3 Normalization Verification (Formal proofs for 1NF -&gt; 3NF/BCNF)</w:t>
       </w:r>
     </w:p>
     <w:p>
@@ -5412,7 +5457,7 @@
           <w:sz w:val="26"/>
           <w:szCs w:val="26"/>
         </w:rPr>
-        <w:t xml:space="preserve">   2.3 Normalization Verification (Formal proofs for 1NF -&gt; 3NF/BCNF)</w:t>
+        <w:t>3. Data Dictionary (Adapted from ISO/IEC 11179)</w:t>
       </w:r>
     </w:p>
     <w:p>
@@ -5431,7 +5476,7 @@
           <w:sz w:val="26"/>
           <w:szCs w:val="26"/>
         </w:rPr>
-        <w:t>3. Data Dictionary (Adapted from ISO/IEC 11179)</w:t>
+        <w:t xml:space="preserve">   [Tables and attribute metadata]</w:t>
       </w:r>
     </w:p>
     <w:p>
@@ -5450,7 +5495,7 @@
           <w:sz w:val="26"/>
           <w:szCs w:val="26"/>
         </w:rPr>
-        <w:t xml:space="preserve">   [Tables and attribute metadata]</w:t>
+        <w:t>4. Database Implementation (SQL Style Guide Compliant)</w:t>
       </w:r>
     </w:p>
     <w:p>
@@ -5469,7 +5514,7 @@
           <w:sz w:val="26"/>
           <w:szCs w:val="26"/>
         </w:rPr>
-        <w:t>4. Database Implementation (SQL Style Guide Compliant)</w:t>
+        <w:t xml:space="preserve">   4.1 DDL Script (Tables, Views, Indexes, Triggers)</w:t>
       </w:r>
     </w:p>
     <w:p>
@@ -5488,7 +5533,7 @@
           <w:sz w:val="26"/>
           <w:szCs w:val="26"/>
         </w:rPr>
-        <w:t xml:space="preserve">   4.1 DDL Script (Tables, Views, Indexes, Triggers)</w:t>
+        <w:t xml:space="preserve">   4.2 Advanced Queries &amp; Performance Test Cases</w:t>
       </w:r>
     </w:p>
     <w:p>
@@ -5507,25 +5552,7 @@
           <w:sz w:val="26"/>
           <w:szCs w:val="26"/>
         </w:rPr>
-        <w:t xml:space="preserve">   4.2 Advanced Queries &amp; Performance Test Cases</w:t>
-      </w:r>
-    </w:p>
-    <w:p>
-      <w:pPr>
-        <w:spacing w:before="240" w:line="276" w:lineRule="auto"/>
-        <w:jc w:val="both"/>
-        <w:rPr>
-          <w:rFonts w:asciiTheme="majorHAnsi" w:hAnsiTheme="majorHAnsi" w:cstheme="majorHAnsi"/>
-          <w:sz w:val="26"/>
-          <w:szCs w:val="26"/>
-        </w:rPr>
-      </w:pPr>
-      <w:r>
-        <w:rPr>
-          <w:rFonts w:asciiTheme="majorHAnsi" w:hAnsiTheme="majorHAnsi" w:cstheme="majorHAnsi"/>
-          <w:sz w:val="26"/>
-          <w:szCs w:val="26"/>
-        </w:rPr>
+        <w:lastRenderedPageBreak/>
         <w:t>5. Verification &amp; Security</w:t>
       </w:r>
     </w:p>
@@ -7790,6 +7817,7 @@
   <w:style w:type="character" w:default="1" w:styleId="DefaultParagraphFont">
     <w:name w:val="Default Paragraph Font"/>
     <w:uiPriority w:val="1"/>
+    <w:semiHidden/>
     <w:unhideWhenUsed/>
   </w:style>
   <w:style w:type="table" w:default="1" w:styleId="TableNormal">
@@ -8159,4 +8187,16 @@
     </a:ext>
   </a:extLst>
 </a:theme>
+</file>
+
+<file path=customXml/item1.xml><?xml version="1.0" encoding="utf-8"?>
+<b:Sources xmlns:b="http://schemas.openxmlformats.org/officeDocument/2006/bibliography" xmlns="http://schemas.openxmlformats.org/officeDocument/2006/bibliography" SelectedStyle="\APASixthEditionOfficeOnline.xsl" StyleName="APA" Version="6"/>
+</file>
+
+<file path=customXml/itemProps1.xml><?xml version="1.0" encoding="utf-8"?>
+<ds:datastoreItem xmlns:ds="http://schemas.openxmlformats.org/officeDocument/2006/customXml" ds:itemID="{477C681B-17D4-476A-9E8F-141E0493A439}">
+  <ds:schemaRefs>
+    <ds:schemaRef ds:uri="http://schemas.openxmlformats.org/officeDocument/2006/bibliography"/>
+  </ds:schemaRefs>
+</ds:datastoreItem>
 </file>